--- a/eng/docx/22.content.docx
+++ b/eng/docx/22.content.docx
@@ -19,7 +19,7 @@
         <w:rPr>
           <w:lang w:val="en_US" w:bidi="en_US"/>
         </w:rPr>
-        <w:t>Resource: Study Notes - Book Intros (Tyndale)</w:t>
+        <w:t>Resource: Tyndale Open Study Notes</w:t>
       </w:r>
       <w:r>
         <w:rPr>
@@ -112,7 +112,7 @@
         <w:rPr>
           <w:lang w:val="en_US" w:bidi="en_US"/>
         </w:rPr>
-        <w:t>Study Notes - Book Intros (Tyndale)</w:t>
+        <w:t>Tyndale Open Study Notes</w:t>
       </w:r>
     </w:p>
     <w:p>

--- a/eng/docx/22.content.docx
+++ b/eng/docx/22.content.docx
@@ -212,7 +212,7 @@
         <w:rPr>
           <w:lang w:val="en_US" w:bidi="en_US"/>
         </w:rPr>
-        <w:t>Song of Songs</w:t>
+        <w:t>Song of Solomon</w:t>
       </w:r>
       <w:r>
         <w:rPr>
@@ -231,7 +231,35 @@
         <w:rPr>
           <w:lang w:val="en_US" w:bidi="en_US"/>
         </w:rPr>
-        <w:t>The Song of Songs is romantic poetry at its best. It portrays two passionate lovers who revel in the emotional and physical pleasures of human intimacy. The book was misunderstood in the past as being only an allegory of the relationship between God and the church, but is now accepted as celebrating the profound love between a man and a woman, providing a refreshingly realistic and wholesome treatment of human sexuality without being a how-to manual. The book never mentions God, but it bears witness that the Creator has graciously provided his human creatures with the good gifts of sexuality and intimate love.</w:t>
+        <w:t>The Song of Solomon (also called the Song of Songs) is beautiful love poetry. It describes a man and a woman who deeply enjoy their love for each other. Their love includes both emotional closeness and physical desire.</w:t>
+      </w:r>
+    </w:p>
+    <w:p>
+      <w:pPr/>
+      <w:r>
+        <w:rPr>
+          <w:lang w:val="en_US" w:bidi="en_US"/>
+        </w:rPr>
+      </w:r>
+      <w:r>
+        <w:rPr>
+          <w:lang w:val="en_US" w:bidi="en_US"/>
+        </w:rPr>
+        <w:t>In the past, many people understood the book mainly as an allegory, or a symbolic picture, of the relationship between God and the church. Today, many people also see it as a celebration of faithful love between a man and a woman. It speaks about human sexuality in a clear and healthy way, but it is not a guidebook about sex.</w:t>
+      </w:r>
+    </w:p>
+    <w:p>
+      <w:pPr/>
+      <w:r>
+        <w:rPr>
+          <w:lang w:val="en_US" w:bidi="en_US"/>
+        </w:rPr>
+      </w:r>
+      <w:r>
+        <w:rPr>
+          <w:lang w:val="en_US" w:bidi="en_US"/>
+        </w:rPr>
+        <w:t>The book does not mention God directly. Even so, it shows that the Creator has kindly given people the good gifts of sexual love and close personal love.</w:t>
       </w:r>
     </w:p>
     <w:p>
@@ -256,7 +284,7 @@
         <w:rPr>
           <w:lang w:val="en_US" w:bidi="en_US"/>
         </w:rPr>
-        <w:t>As a song of mutual human love, the Song of Songs is unique in the Bible. It is composed of the speeches of its characters, primarily an unnamed young man and an unnamed young woman. There is no narrator. Though the subject matter is not unique in the Old Testament, the intense and exclusive focus on it certainly is. Other ancient Near Eastern literature, primarily Egyptian, has similar songs of admiration and intense desire in which the lover’s physical attributes are extolled and direct invitations to enjoy them are given.</w:t>
+        <w:t>As a song about mutual human love, Song of Solomon is unique in the Bible. The book is made up of speeches from its characters. These speakers are mainly an unnamed young man and an unnamed young woman. There is no narrator.</w:t>
       </w:r>
     </w:p>
     <w:p>
@@ -270,19 +298,21 @@
         <w:rPr>
           <w:lang w:val="en_US" w:bidi="en_US"/>
         </w:rPr>
-        <w:t>The Song of Songs is associated with Solomon, David’s son and the third king of Israel (see “</w:t>
-      </w:r>
-      <w:r>
-        <w:rPr>
-          <w:lang w:val="en_US" w:bidi="en_US"/>
-        </w:rPr>
-        <w:t>Authorship</w:t>
-      </w:r>
-      <w:r>
-        <w:rPr>
-          <w:lang w:val="en_US" w:bidi="en_US"/>
-        </w:rPr>
-        <w:t xml:space="preserve">” below; see also </w:t>
+        <w:t>The subject of human love appears in other parts of the Old Testament. But Song of Solomon gives it a much stronger and more focused place. Some ancient Near Eastern writings, especially Egyptian love songs, are similar. They praise the beauty of the loved one and include direct invitations to enjoy love together.</w:t>
+      </w:r>
+    </w:p>
+    <w:p>
+      <w:pPr/>
+      <w:r>
+        <w:rPr>
+          <w:lang w:val="en_US" w:bidi="en_US"/>
+        </w:rPr>
+      </w:r>
+      <w:r>
+        <w:rPr>
+          <w:lang w:val="en_US" w:bidi="en_US"/>
+        </w:rPr>
+        <w:t xml:space="preserve">The Song of Solomon is connected with Solomon, David’s son and the third king of Israel. The book’s title verse makes this connection (see </w:t>
       </w:r>
       <w:hyperlink r:id="rId13">
         <w:r>
@@ -300,7 +330,21 @@
         <w:rPr>
           <w:lang w:val="en_US" w:bidi="en_US"/>
         </w:rPr>
-        <w:t>). Solomon is also mentioned in a few of the poems, both negatively and positively. The motivation of the author was apparently to celebrate God’s good gift of love and sexuality.</w:t>
+        <w:t>). Some poems also mention Solomon. They speak about him in both positive and negative ways.</w:t>
+      </w:r>
+    </w:p>
+    <w:p>
+      <w:pPr/>
+      <w:r>
+        <w:rPr>
+          <w:lang w:val="en_US" w:bidi="en_US"/>
+        </w:rPr>
+      </w:r>
+      <w:r>
+        <w:rPr>
+          <w:lang w:val="en_US" w:bidi="en_US"/>
+        </w:rPr>
+        <w:t>The author’s purpose seems to be to celebrate love and sexuality as good gifts from God.</w:t>
       </w:r>
     </w:p>
     <w:p>
@@ -311,7 +355,7 @@
         <w:rPr>
           <w:lang w:val="en_US" w:bidi="en_US"/>
         </w:rPr>
-        <w:t>Authorship</w:t>
+        <w:t>Author</w:t>
       </w:r>
     </w:p>
     <w:p>
@@ -325,7 +369,7 @@
         <w:rPr>
           <w:lang w:val="en_US" w:bidi="en_US"/>
         </w:rPr>
-        <w:t>The superscription (first line of text) calls the work, literally, “The Song of Songs of Solomon.” Many take this to mean that Solomon wrote the book in its entirety.</w:t>
+        <w:t>The superscription, or first line of the book, gives the title as “This is Solomon's Song of Songs.” Many people understand this to mean that Solomon wrote the whole book.</w:t>
       </w:r>
     </w:p>
     <w:p>
@@ -339,7 +383,7 @@
         <w:rPr>
           <w:lang w:val="en_US" w:bidi="en_US"/>
         </w:rPr>
-        <w:t>One difficulty with viewing Solomon as the only author is that some of the Hebrew words appear to be foreign loanwords from Aramaic and Persian, which would have presumably come from a later era than that of Solomon, when Persian culture was more widespread. However, it is possible that these words were in use during Solomon’s era. Solomon was the first truly cosmopolitan king of Israel, so it would not be surprising if he used foreign loanwords.</w:t>
+        <w:t>One problem with seeing Solomon as the only author is that some Hebrew words in the book may be foreign loanwords. A loanword is a word taken from another language. These words may come from Aramaic and Persian. This may point to a time after Solomon, when Persian culture was more common.</w:t>
       </w:r>
     </w:p>
     <w:p>
@@ -353,7 +397,21 @@
         <w:rPr>
           <w:lang w:val="en_US" w:bidi="en_US"/>
         </w:rPr>
-        <w:t>Another problem with accepting Solomon as the sole author is that he was not a good example of godly love—it was precisely his love for many foreign women that led him away from the Lord (</w:t>
+        <w:t>However, these words may also have been used during Solomon’s time. Solomon was Israel’s first king to have many international connections. So it would not be surprising if he used words from other languages.</w:t>
+      </w:r>
+    </w:p>
+    <w:p>
+      <w:pPr/>
+      <w:r>
+        <w:rPr>
+          <w:lang w:val="en_US" w:bidi="en_US"/>
+        </w:rPr>
+      </w:r>
+      <w:r>
+        <w:rPr>
+          <w:lang w:val="en_US" w:bidi="en_US"/>
+        </w:rPr>
+        <w:t>Another issue with considering Solomon as the only author is that was not a good example of love as God intended. His love for many foreign women led him to worship false gods (</w:t>
       </w:r>
       <w:hyperlink r:id="rId14">
         <w:r>
@@ -364,14 +422,14 @@
             <w:color w:val="0000EE"/>
             <w:u w:val="single"/>
           </w:rPr>
-          <w:t>1 Kgs 11:1–13</w:t>
+          <w:t>1 Kings 11:1–13</w:t>
         </w:r>
       </w:hyperlink>
       <w:r>
         <w:rPr>
           <w:lang w:val="en_US" w:bidi="en_US"/>
         </w:rPr>
-        <w:t xml:space="preserve">). In fact, the only positive reference to Solomon in the Song is in </w:t>
+        <w:t>). In fact, the only positive mention of Solomon in the Song of Solomon is in</w:t>
       </w:r>
       <w:hyperlink r:id="rId15">
         <w:r>
@@ -382,14 +440,14 @@
             <w:color w:val="0000EE"/>
             <w:u w:val="single"/>
           </w:rPr>
-          <w:t>Song 3:6–11</w:t>
+          <w:t xml:space="preserve"> 3:6–11</w:t>
         </w:r>
       </w:hyperlink>
       <w:r>
         <w:rPr>
           <w:lang w:val="en_US" w:bidi="en_US"/>
         </w:rPr>
-        <w:t xml:space="preserve">; meanwhile, </w:t>
+        <w:t xml:space="preserve">. Meanwhile, </w:t>
       </w:r>
       <w:hyperlink r:id="rId16">
         <w:r>
@@ -407,7 +465,7 @@
         <w:rPr>
           <w:lang w:val="en_US" w:bidi="en_US"/>
         </w:rPr>
-        <w:t xml:space="preserve"> presents him negatively and </w:t>
+        <w:t xml:space="preserve"> speaks about him in a negative way, and </w:t>
       </w:r>
       <w:hyperlink r:id="rId17">
         <w:r>
@@ -425,7 +483,21 @@
         <w:rPr>
           <w:lang w:val="en_US" w:bidi="en_US"/>
         </w:rPr>
-        <w:t xml:space="preserve"> is neutral. It is possible that Solomon did not compose the entire Song, but only part of it—especially if the Song is viewed as a poetic anthology. In this view, Solomon’s authorship of the Song might be similar to his authorship in the book of Proverbs and David’s authorship in the Psalms. On the other hand, Solomon might have written of himself in a self-deprecating tone.</w:t>
+        <w:t xml:space="preserve"> is neutral. </w:t>
+      </w:r>
+    </w:p>
+    <w:p>
+      <w:pPr/>
+      <w:r>
+        <w:rPr>
+          <w:lang w:val="en_US" w:bidi="en_US"/>
+        </w:rPr>
+      </w:r>
+      <w:r>
+        <w:rPr>
+          <w:lang w:val="en_US" w:bidi="en_US"/>
+        </w:rPr>
+        <w:t>Because of this, Solomon may not have written the whole book. He may have written only part of it, especially if Song of Solomon is a collection of poems. In this view, Solomon’s role in Song of Solomon may be similar to his role in Proverbs. It may also be similar to David’s role in Psalms. On the other hand, Solomon may have written about himself in a humble and self-critical way.</w:t>
       </w:r>
     </w:p>
     <w:p>
@@ -450,7 +522,58 @@
         <w:rPr>
           <w:lang w:val="en_US" w:bidi="en_US"/>
         </w:rPr>
-        <w:t>Serious study of the Song of Songs requires a humble, open spirit because of two very significant matters that are usually straightforward in other biblical books but are very obscure here: (1) It is difficult to find a story line in these eight chapters, and (2) if the Song is a story, it is not easy to identify the main characters and their relationships.</w:t>
+        <w:t>Careful study of Song of Solomon requires humility and an open mind. Two important matters are unclear in this book, though they are usually clear in other biblical books:</w:t>
+      </w:r>
+    </w:p>
+    <w:p>
+      <w:pPr>
+        <w:pStyle w:val="ListNumber"/>
+        <w:numPr>
+          <w:ilvl w:val="0"/>
+          <w:numId w:val="14"/>
+        </w:numPr>
+        <w:spacing w:line="240" w:lineRule="auto"/>
+        <w:ind w:left="720"/>
+      </w:pPr>
+      <w:r>
+        <w:rPr>
+          <w:lang w:val="en_US" w:bidi="en_US"/>
+        </w:rPr>
+      </w:r>
+      <w:r>
+        <w:rPr>
+          <w:lang w:val="en_US" w:bidi="en_US"/>
+        </w:rPr>
+        <w:t>It is difficult to find a storyline in these eight chapters, and</w:t>
+      </w:r>
+    </w:p>
+    <w:p>
+      <w:pPr>
+        <w:pStyle w:val="ListNumber"/>
+        <w:spacing w:line="240" w:lineRule="auto"/>
+        <w:ind w:left="720"/>
+      </w:pPr>
+      <w:r>
+        <w:rPr>
+          <w:lang w:val="en_US" w:bidi="en_US"/>
+        </w:rPr>
+      </w:r>
+      <w:r>
+        <w:rPr>
+          <w:lang w:val="en_US" w:bidi="en_US"/>
+        </w:rPr>
+        <w:t>if Song of Solomon tells a story, it is not easy to identify the main characters or understand how they are related to each other.</w:t>
+      </w:r>
+    </w:p>
+    <w:p>
+      <w:pPr>
+        <w:pStyle w:val="Heading3"/>
+      </w:pPr>
+      <w:r>
+        <w:rPr>
+          <w:lang w:val="en_US" w:bidi="en_US"/>
+        </w:rPr>
+        <w:t>Early Interpretation (up to the 1800s)</w:t>
       </w:r>
     </w:p>
     <w:p>
@@ -464,7 +587,7 @@
         <w:rPr>
           <w:lang w:val="en_US" w:bidi="en_US"/>
         </w:rPr>
-        <w:t>Early Interpretation (up to the 1800s). The earliest surviving comments on the Song, provided by Rabbi Aqiba around AD 100, demonstrate Judaism’s ambivalence about the message of the Song. The rabbi famously stated: “Whoever sings the Song of Songs with a tremulous voice in a banquet hall and [so] treats it as a sort of ditty has no share in the world to come.” Some people clearly understood the Song’s imagery as sexual. Aqiba censured this interpretation of the Song, even damning those who held it. Aqiba declared, “All the ages are not worth the day on which the Song of Songs was given to Israel; for all the Writings are holy, but the Song of Songs is the Holy of Holies.” Aqiba thus indicated his understanding of the book as an allegory. The man and the woman are not seen as a real man and woman, but as representing God and Israel. Likewise, the Aramaic Targum (interpretive paraphrase) of the Song presents it as the story of God’s relationship with Israel from the Exodus to the future reign of the Messiah.</w:t>
+        <w:t>The earliest surviving comments on Song of Solomon come from Rabbi Aqiba around AD 100. His comments show that Jewish people had mixed views about the book’s message.</w:t>
       </w:r>
     </w:p>
     <w:p>
@@ -478,7 +601,7 @@
         <w:rPr>
           <w:lang w:val="en_US" w:bidi="en_US"/>
         </w:rPr>
-        <w:t>This allegorical view represents the predominant Jewish and Christian interpretation of the Song from Aqiba’s time through the mid-1800s. Early Christian interpreters, such as Origen (AD 185–253) and Jerome (AD 347–420), adopted the allegorical interpretation but identified the man as Jesus Christ and the woman as the individual Christian or the church as a whole. Although the details regarding the individual elements within the book varied greatly among Jewish and Christian interpreters, allegorical interpretation was determinative. The allegorical interpretation of the Song is found in Catholic writers as well as in the writings of the Reformers, including John Calvin, John Wesley, and the Westminster Assembly.</w:t>
+        <w:t>Aqiba warned against treating Song of Solomon as a simple love song for entertainment. He said that anyone who sang it at a feast as a common song “has no share in the world to come.” This shows that some people understood the book’s images as sexual. Aqiba strongly rejected that view.</w:t>
       </w:r>
     </w:p>
     <w:p>
@@ -492,7 +615,7 @@
         <w:rPr>
           <w:lang w:val="en_US" w:bidi="en_US"/>
         </w:rPr>
-        <w:t>Recent Interpretations (1800s to the present). In the 1800s the allegorical interpretation began to lose followers. It became increasingly clear that the only reason to deny the Song’s obvious references to sexuality was the deep-seated but unbiblical idea that physical love and spiritual life are polar opposites. This idea came more from Greek philosophy than from the Bible itself. The Bible text itself never suggests that the images of the Song were intended as anything but sensual and romantic.</w:t>
+        <w:t>Aqiba also said that the day Song of Solomon was given to Israel was greater than all other days. He said that all the Writings were holy, but Song of Solomon was “the Holy of Holies.” By this, Aqiba showed that he understood the book as an allegory, or a story in which people and events stand for something else. In this view, the man and woman are not mainly a real man and woman. They represent God and Israel.</w:t>
       </w:r>
     </w:p>
     <w:p>
@@ -506,7 +629,7 @@
         <w:rPr>
           <w:lang w:val="en_US" w:bidi="en_US"/>
         </w:rPr>
-        <w:t>Furthermore, archaeology recovered much from the ancient cultures of Egypt and Mesopotamia. Egypt produced love poetry similar to the Song that could only be understood as human love poetry.</w:t>
+        <w:t>In the same way, the Aramaic Targum of Song of Solomon interprets the book as a story of God’s relationship with Israel. A Targum is an interpretive paraphrase, or a translation that also explains the text. This Targum tells the story from the exodus, when God brought Israel out of Egypt, to the future reign of the Messiah, God’s promised king.</w:t>
       </w:r>
     </w:p>
     <w:p>
@@ -520,7 +643,7 @@
         <w:rPr>
           <w:lang w:val="en_US" w:bidi="en_US"/>
         </w:rPr>
-        <w:t>There was thus a decisive shift from allegorical interpretation to an understanding of the Song as love poetry. Today it is generally agreed that the Song speaks God’s wisdom into this important area of our lives as human beings: It affirms and celebrates God’s good gift of love and sexuality in the context of marriage.</w:t>
+        <w:t>This allegorical view was the main Jewish and Christian way of interpreting Song of Solomon from Aqiba’s time until the mid-1800s. Early Christian interpreters also used this allegorical interpretation. Origen, who lived from AD 185 to 253, and Jerome, who lived from AD 347 to 420, are two examples.</w:t>
       </w:r>
     </w:p>
     <w:p>
@@ -534,7 +657,7 @@
         <w:rPr>
           <w:lang w:val="en_US" w:bidi="en_US"/>
         </w:rPr>
-        <w:t>The Song as a Love Story. Many scholars understand these poems as a drama telling a story, either about two lovers or about a woman and two men. If only a couple is present, the characters are usually understood to be King Solomon and a young woman, and the entire poem is their conversation with each other. If it is a triangle, there is a second man whom the woman loves. In this case, Solomon is trying to force the woman to leave her true lover and enter his harem, but she remains faithful and true to her lover.</w:t>
+        <w:t>These Christian interpreters understood the man to represent Jesus Christ. They understood the woman to represent either each Christian or the whole church. Jewish and Christian interpreters differed greatly on many details in the book. Still, allegory shaped the main interpretation.</w:t>
       </w:r>
     </w:p>
     <w:p>
@@ -548,7 +671,18 @@
         <w:rPr>
           <w:lang w:val="en_US" w:bidi="en_US"/>
         </w:rPr>
-        <w:t>The main drawbacks of the dramatic perspective are: (1) There is no narrator to guide the reading of the story, and (2) there are many different possible stories, and every interpreter seems to see a different story.</w:t>
+        <w:t>This allegorical interpretation appears in Catholic writers. It also appears in the writings of Reformers such as John Calvin and John Wesley, and in the work of the Westminster Assembly.</w:t>
+      </w:r>
+    </w:p>
+    <w:p>
+      <w:pPr>
+        <w:pStyle w:val="Heading3"/>
+      </w:pPr>
+      <w:r>
+        <w:rPr>
+          <w:lang w:val="en_US" w:bidi="en_US"/>
+        </w:rPr>
+        <w:t>Recent Interpretations (1800s to the Present)</w:t>
       </w:r>
     </w:p>
     <w:p>
@@ -562,7 +696,7 @@
         <w:rPr>
           <w:lang w:val="en_US" w:bidi="en_US"/>
         </w:rPr>
-        <w:t>The Song as a Two-Character Drama. Some interpreters understand the Song as a drama of King Solomon’s love affair with a woman. According to this view, the entire poem is a conversation between Solomon and the woman he loves more than all of the other queens and concubines in his harem.</w:t>
+        <w:t>In the 1800s, fewer people accepted the allegorical interpretation of Song of Solomon. It became clearer that the book speaks openly about sexual love.</w:t>
       </w:r>
     </w:p>
     <w:p>
@@ -576,7 +710,209 @@
         <w:rPr>
           <w:lang w:val="en_US" w:bidi="en_US"/>
         </w:rPr>
-        <w:t>If there was a favored woman in Solomon’s life, the Scriptures suggest that she was Pharaoh’s daughter, whom he married very early (</w:t>
+        <w:t>Some people had denied this because they believed physical love and spiritual life were complete opposites. But this idea does not come mainly from the Bible. It comes more from Greek philosophy. The Bible itself does not suggest that the images in Song of Solomon should be read only as symbols. Instead, the book presents them as sensual and romantic images.</w:t>
+      </w:r>
+    </w:p>
+    <w:p>
+      <w:pPr/>
+      <w:r>
+        <w:rPr>
+          <w:lang w:val="en_US" w:bidi="en_US"/>
+        </w:rPr>
+      </w:r>
+      <w:r>
+        <w:rPr>
+          <w:lang w:val="en_US" w:bidi="en_US"/>
+        </w:rPr>
+        <w:t>Archaeology also helped scholars learn more about the ancient cultures of Egypt and Mesopotamia. In Egypt, scholars found love poetry that is similar to Song of Solomon. These poems can only be understood as poems about human love.</w:t>
+      </w:r>
+    </w:p>
+    <w:p>
+      <w:pPr/>
+      <w:r>
+        <w:rPr>
+          <w:lang w:val="en_US" w:bidi="en_US"/>
+        </w:rPr>
+      </w:r>
+      <w:r>
+        <w:rPr>
+          <w:lang w:val="en_US" w:bidi="en_US"/>
+        </w:rPr>
+        <w:t>So, there was a clear move away from allegorical interpretation. More people began to understand Song of Solomon as love poetry.</w:t>
+      </w:r>
+    </w:p>
+    <w:p>
+      <w:pPr/>
+      <w:r>
+        <w:rPr>
+          <w:lang w:val="en_US" w:bidi="en_US"/>
+        </w:rPr>
+      </w:r>
+      <w:r>
+        <w:rPr>
+          <w:lang w:val="en_US" w:bidi="en_US"/>
+        </w:rPr>
+        <w:t>Today, many scholars agree that Song of Solomon speaks God’s wisdom into this important part of human life. It affirms and celebrates love and sexuality as good gifts from God, within the context of marriage.</w:t>
+      </w:r>
+    </w:p>
+    <w:p>
+      <w:pPr>
+        <w:pStyle w:val="Heading3"/>
+      </w:pPr>
+      <w:r>
+        <w:rPr>
+          <w:lang w:val="en_US" w:bidi="en_US"/>
+        </w:rPr>
+        <w:t>The Song as a Love Story</w:t>
+      </w:r>
+    </w:p>
+    <w:p>
+      <w:pPr/>
+      <w:r>
+        <w:rPr>
+          <w:lang w:val="en_US" w:bidi="en_US"/>
+        </w:rPr>
+      </w:r>
+      <w:r>
+        <w:rPr>
+          <w:lang w:val="en_US" w:bidi="en_US"/>
+        </w:rPr>
+        <w:t>Many scholars understand these poems as a drama, or a story told through speech and action. Some think the story is about two lovers. Others think it is about one woman and two men.</w:t>
+      </w:r>
+    </w:p>
+    <w:p>
+      <w:pPr/>
+      <w:r>
+        <w:rPr>
+          <w:lang w:val="en_US" w:bidi="en_US"/>
+        </w:rPr>
+      </w:r>
+      <w:r>
+        <w:rPr>
+          <w:lang w:val="en_US" w:bidi="en_US"/>
+        </w:rPr>
+        <w:t>If the story has only one couple, the characters are usually understood as King Solomon and a young woman. In this view, the whole poem is their conversation with each other.</w:t>
+      </w:r>
+    </w:p>
+    <w:p>
+      <w:pPr/>
+      <w:r>
+        <w:rPr>
+          <w:lang w:val="en_US" w:bidi="en_US"/>
+        </w:rPr>
+      </w:r>
+      <w:r>
+        <w:rPr>
+          <w:lang w:val="en_US" w:bidi="en_US"/>
+        </w:rPr>
+        <w:t>If the story has three main characters, the woman loves a second man. In this view, Solomon tries to make the woman leave her true lover and join his harem, or group of wives and concubines. But the woman remains faithful to the man she loves.</w:t>
+      </w:r>
+    </w:p>
+    <w:p>
+      <w:pPr/>
+      <w:r>
+        <w:rPr>
+          <w:lang w:val="en_US" w:bidi="en_US"/>
+        </w:rPr>
+      </w:r>
+      <w:r>
+        <w:rPr>
+          <w:lang w:val="en_US" w:bidi="en_US"/>
+        </w:rPr>
+        <w:t>The dramatic view has two main problems:</w:t>
+      </w:r>
+    </w:p>
+    <w:p>
+      <w:pPr>
+        <w:pStyle w:val="ListNumber"/>
+        <w:numPr>
+          <w:ilvl w:val="0"/>
+          <w:numId w:val="15"/>
+        </w:numPr>
+        <w:spacing w:line="240" w:lineRule="auto"/>
+        <w:ind w:left="720"/>
+      </w:pPr>
+      <w:r>
+        <w:rPr>
+          <w:lang w:val="en_US" w:bidi="en_US"/>
+        </w:rPr>
+      </w:r>
+      <w:r>
+        <w:rPr>
+          <w:lang w:val="en_US" w:bidi="en_US"/>
+        </w:rPr>
+        <w:t>There is no narrator to guide people through the story, and</w:t>
+      </w:r>
+    </w:p>
+    <w:p>
+      <w:pPr>
+        <w:pStyle w:val="ListNumber"/>
+        <w:spacing w:line="240" w:lineRule="auto"/>
+        <w:ind w:left="720"/>
+      </w:pPr>
+      <w:r>
+        <w:rPr>
+          <w:lang w:val="en_US" w:bidi="en_US"/>
+        </w:rPr>
+      </w:r>
+      <w:r>
+        <w:rPr>
+          <w:lang w:val="en_US" w:bidi="en_US"/>
+        </w:rPr>
+        <w:t xml:space="preserve">people can understand the story in many different ways. </w:t>
+      </w:r>
+    </w:p>
+    <w:p>
+      <w:pPr/>
+      <w:r>
+        <w:rPr>
+          <w:lang w:val="en_US" w:bidi="en_US"/>
+        </w:rPr>
+      </w:r>
+      <w:r>
+        <w:rPr>
+          <w:lang w:val="en_US" w:bidi="en_US"/>
+        </w:rPr>
+        <w:t>Different interpreters often see different stories in the same poems.</w:t>
+      </w:r>
+    </w:p>
+    <w:p>
+      <w:pPr>
+        <w:pStyle w:val="Heading3"/>
+      </w:pPr>
+      <w:r>
+        <w:rPr>
+          <w:lang w:val="en_US" w:bidi="en_US"/>
+        </w:rPr>
+        <w:t>The Song as a Two-Character Drama</w:t>
+      </w:r>
+    </w:p>
+    <w:p>
+      <w:pPr/>
+      <w:r>
+        <w:rPr>
+          <w:lang w:val="en_US" w:bidi="en_US"/>
+        </w:rPr>
+      </w:r>
+      <w:r>
+        <w:rPr>
+          <w:lang w:val="en_US" w:bidi="en_US"/>
+        </w:rPr>
+        <w:t>Some interpreters understand Song of Solomon as a drama about King Solomon’s love for a woman. In this view, the whole poem is a conversation between Solomon and the woman he loves more than all the other queens and concubines in his harem. A concubine was a woman who had a recognized relationship with a man but did not have the full status of a wife.</w:t>
+      </w:r>
+    </w:p>
+    <w:p>
+      <w:pPr/>
+      <w:r>
+        <w:rPr>
+          <w:lang w:val="en_US" w:bidi="en_US"/>
+        </w:rPr>
+      </w:r>
+      <w:r>
+        <w:rPr>
+          <w:lang w:val="en_US" w:bidi="en_US"/>
+        </w:rPr>
+        <w:t>If Solomon had a favorite woman, Scripture suggests that she was Pharaoh’s daughter. Solomon married her early in his reign (</w:t>
       </w:r>
       <w:hyperlink r:id="rId18">
         <w:r>
@@ -587,7 +923,7 @@
             <w:color w:val="0000EE"/>
             <w:u w:val="single"/>
           </w:rPr>
-          <w:t>1 Kgs 3:1</w:t>
+          <w:t>1 Kings 3:1</w:t>
         </w:r>
       </w:hyperlink>
       <w:r>
@@ -648,7 +984,21 @@
         <w:rPr>
           <w:lang w:val="en_US" w:bidi="en_US"/>
         </w:rPr>
-        <w:t xml:space="preserve">), not the working woman from the king’s flocks and vineyards who is pictured in the Song. Furthermore, this song of true love is not very credible if the woman was one of the scores of Solomon’s women who are mentioned in </w:t>
+        <w:t>). She was not the working woman connected with the king’s flocks and vineyards in Song of Solomon.</w:t>
+      </w:r>
+    </w:p>
+    <w:p>
+      <w:pPr/>
+      <w:r>
+        <w:rPr>
+          <w:lang w:val="en_US" w:bidi="en_US"/>
+        </w:rPr>
+      </w:r>
+      <w:r>
+        <w:rPr>
+          <w:lang w:val="en_US" w:bidi="en_US"/>
+        </w:rPr>
+        <w:t xml:space="preserve">Also, it is difficult to see Song of Solomon as a song of true love if the woman was one of Solomon’s many women mentioned in </w:t>
       </w:r>
       <w:hyperlink r:id="rId22">
         <w:r>
@@ -666,7 +1016,18 @@
         <w:rPr>
           <w:lang w:val="en_US" w:bidi="en_US"/>
         </w:rPr>
-        <w:t>. In other words, if this romance between Solomon and the woman was of such deep sincerity, why did Solomon add hundreds of other women to his harem?</w:t>
+        <w:t>. If Solomon’s love for this woman was so deep and sincere, why did he later add hundreds of other women to his harem?</w:t>
+      </w:r>
+    </w:p>
+    <w:p>
+      <w:pPr>
+        <w:pStyle w:val="Heading3"/>
+      </w:pPr>
+      <w:r>
+        <w:rPr>
+          <w:lang w:val="en_US" w:bidi="en_US"/>
+        </w:rPr>
+        <w:t>The Song as a Three-Character Drama</w:t>
       </w:r>
     </w:p>
     <w:p>
@@ -680,7 +1041,21 @@
         <w:rPr>
           <w:lang w:val="en_US" w:bidi="en_US"/>
         </w:rPr>
-        <w:t>The Song as a Three-Character Drama. Noting the difficulties with the two-character story line, several recent scholars have become convinced that the Song actually describes a three-character drama. This would suggest a more complicated plot: The woman actually loves a shepherd, not the king, but unfortunately she finds herself in Solomon’s harem as a concubine, probably because she is unable to pay a debt of one thousand pieces of silver, which she owes as caretaker of the king’s vineyards (</w:t>
+        <w:t>Some recent scholars see problems with the two-character story. Because of this, they think Song of Solomon describes a drama with three main characters.</w:t>
+      </w:r>
+    </w:p>
+    <w:p>
+      <w:pPr/>
+      <w:r>
+        <w:rPr>
+          <w:lang w:val="en_US" w:bidi="en_US"/>
+        </w:rPr>
+      </w:r>
+      <w:r>
+        <w:rPr>
+          <w:lang w:val="en_US" w:bidi="en_US"/>
+        </w:rPr>
+        <w:t>In this view, the woman loves a shepherd, not the king. But she has been brought into Solomon’s harem as a concubine. This may have happened because she could not pay a debt of one thousand pieces of silver. She owed this debt as the caretaker of the king’s vineyards (</w:t>
       </w:r>
       <w:hyperlink r:id="rId16">
         <w:r>
@@ -698,7 +1073,21 @@
         <w:rPr>
           <w:lang w:val="en_US" w:bidi="en_US"/>
         </w:rPr>
-        <w:t>). She is unable to pay because her angry brothers have forced her to take care of vineyards other than her own (</w:t>
+        <w:t xml:space="preserve">). </w:t>
+      </w:r>
+    </w:p>
+    <w:p>
+      <w:pPr/>
+      <w:r>
+        <w:rPr>
+          <w:lang w:val="en_US" w:bidi="en_US"/>
+        </w:rPr>
+      </w:r>
+      <w:r>
+        <w:rPr>
+          <w:lang w:val="en_US" w:bidi="en_US"/>
+        </w:rPr>
+        <w:t>The woman could not pay because her angry brothers had forced her to care for other vineyards instead of her own (</w:t>
       </w:r>
       <w:hyperlink r:id="rId23">
         <w:r>
@@ -716,7 +1105,7 @@
         <w:rPr>
           <w:lang w:val="en_US" w:bidi="en_US"/>
         </w:rPr>
-        <w:t>). So even though she is in the very close and potentially intimate presence of the king in the city palace (</w:t>
+        <w:t>). So, even though she is near the king in the city palace (</w:t>
       </w:r>
       <w:hyperlink r:id="rId24">
         <w:r>
@@ -734,7 +1123,7 @@
         <w:rPr>
           <w:lang w:val="en_US" w:bidi="en_US"/>
         </w:rPr>
-        <w:t>), her passionate thoughts are set intently on her love for a common shepherd in the countryside (</w:t>
+        <w:t>), her thoughts are fixed on the shepherd she loves in the countryside (</w:t>
       </w:r>
       <w:hyperlink r:id="rId25">
         <w:r>
@@ -752,7 +1141,49 @@
         <w:rPr>
           <w:lang w:val="en_US" w:bidi="en_US"/>
         </w:rPr>
-        <w:t>). This fervent affection drives her to escape with her true love into the country where they declare their mutual love to one another in marriage. Three separations of the couple are recounted in the song, and the agony of isolation from each other is just as intense as their ecstasy when together. After the woman escapes and lives with her shepherd husband, she is able to hire caretakers to harvest her crop and pay off the debt to Solomon. Now she and her beloved are forever free to continue living and loving together in the countryside (</w:t>
+        <w:t xml:space="preserve">). </w:t>
+      </w:r>
+    </w:p>
+    <w:p>
+      <w:pPr/>
+      <w:r>
+        <w:rPr>
+          <w:lang w:val="en_US" w:bidi="en_US"/>
+        </w:rPr>
+      </w:r>
+      <w:r>
+        <w:rPr>
+          <w:lang w:val="en_US" w:bidi="en_US"/>
+        </w:rPr>
+        <w:t>Her strong love leads her to escape with her true love into the countryside. There, they speak their love for each other in marriage.</w:t>
+      </w:r>
+    </w:p>
+    <w:p>
+      <w:pPr/>
+      <w:r>
+        <w:rPr>
+          <w:lang w:val="en_US" w:bidi="en_US"/>
+        </w:rPr>
+      </w:r>
+      <w:r>
+        <w:rPr>
+          <w:lang w:val="en_US" w:bidi="en_US"/>
+        </w:rPr>
+        <w:t>The song describes three times when the couple is separated. Their pain when they are apart is as strong as their joy when they are together.</w:t>
+      </w:r>
+    </w:p>
+    <w:p>
+      <w:pPr/>
+      <w:r>
+        <w:rPr>
+          <w:lang w:val="en_US" w:bidi="en_US"/>
+        </w:rPr>
+      </w:r>
+      <w:r>
+        <w:rPr>
+          <w:lang w:val="en_US" w:bidi="en_US"/>
+        </w:rPr>
+        <w:t>After the woman escapes and lives with her shepherd husband, she is able to hire workers to harvest her crop. Then she can pay her debt to Solomon. Now she and her beloved are free to live and love together in the countryside (</w:t>
       </w:r>
       <w:hyperlink r:id="rId26">
         <w:r>
@@ -774,6 +1205,17 @@
       </w:r>
     </w:p>
     <w:p>
+      <w:pPr>
+        <w:pStyle w:val="Heading3"/>
+      </w:pPr>
+      <w:r>
+        <w:rPr>
+          <w:lang w:val="en_US" w:bidi="en_US"/>
+        </w:rPr>
+        <w:t>The Song as a Collection of Love Poems</w:t>
+      </w:r>
+    </w:p>
+    <w:p>
       <w:pPr/>
       <w:r>
         <w:rPr>
@@ -784,7 +1226,7 @@
         <w:rPr>
           <w:lang w:val="en_US" w:bidi="en_US"/>
         </w:rPr>
-        <w:t>The Song as an Anthology of Love Poetry. Some scholars have concluded that approaching the Song as a drama imposes a story on the book that is not really there. These interpreters believe that the Song of Songs is an anthology of love poems that do not tell a story, but rather evoke a mood. The poems use imagery to express the poets’ understanding of human sexuality. In this way, the Song is similar to the book of Psalms, except that all the poems have to do with love between a man and a woman.</w:t>
+        <w:t>Some scholars believe that interpreting Song of Solomon as a drama adds a story that is not really in the book. These scholars believe that Song of Solomon is a collection of love poems.</w:t>
       </w:r>
     </w:p>
     <w:p>
@@ -798,7 +1240,7 @@
         <w:rPr>
           <w:lang w:val="en_US" w:bidi="en_US"/>
         </w:rPr>
-        <w:t>From this perspective, the Song of Songs is composed of some twenty love poems that are bound together by consistency of characters, refrains, repeated images, and other poetic binding devices.</w:t>
+        <w:t>In this view, the poems do not tell one clear story. Instead, they create a feeling or mood. The poems use images to express ideas about human sexuality. In this way, Song of Solomon is similar to Psalms. The difference is that all the poems in Song of Solomon are about love between a man and a woman.</w:t>
       </w:r>
     </w:p>
     <w:p>
@@ -812,7 +1254,7 @@
         <w:rPr>
           <w:lang w:val="en_US" w:bidi="en_US"/>
         </w:rPr>
-        <w:t>The main criticism of viewing the Song as merely a poetic anthology is that the Song exhibits a greater unity and development than is usual for such a collection. There is repetition and development of poetic themes, and there seems to be growth in the couple’s relationship. Those who view the Song as a story or drama would argue that the anthology view fails to take this into account. Even if the Song is not a story per se, it certainly seems to have a structure and coherence that transcends the individual stanzas of poetry. However, those who view it as an anthology rather than a story generally do take into account the unity and development in the Song. They view the Song like a concerto or symphony in which themes repeat and build without actually uncovering a narrative or plot.</w:t>
+        <w:t>From this perspective, the Song of Songs consists of about 20 love poems. These poems are connected by the same characters, repeated lines, repeated images, and other poetic patterns.</w:t>
       </w:r>
     </w:p>
     <w:p>
@@ -826,7 +1268,100 @@
         <w:rPr>
           <w:lang w:val="en_US" w:bidi="en_US"/>
         </w:rPr>
-        <w:t>Conclusion. Each of these interpretive approaches has its challenges. The approach of the study notes here is (1) to point out different elements in the book that might contribute to a story line or to our understanding of its structure as an anthology and (2) to discuss the possible meaning of individual scenes and images.</w:t>
+        <w:t>The main criticism of seeing Song of Solomon only as a collection of poems is that the book has more unity and development than most collections like this. The book repeats and develops poetic themes. The couple’s relationship also seems to grow.</w:t>
+      </w:r>
+    </w:p>
+    <w:p>
+      <w:pPr/>
+      <w:r>
+        <w:rPr>
+          <w:lang w:val="en_US" w:bidi="en_US"/>
+        </w:rPr>
+      </w:r>
+      <w:r>
+        <w:rPr>
+          <w:lang w:val="en_US" w:bidi="en_US"/>
+        </w:rPr>
+        <w:t>Scholars who see Song of Solomon as a story or drama say the collection view does not give enough attention to this unity. Even if Song of Solomon is not a story in the strict sense, it still has a clear structure. Its parts fit together in ways that go beyond the individual poems.</w:t>
+      </w:r>
+    </w:p>
+    <w:p>
+      <w:pPr/>
+      <w:r>
+        <w:rPr>
+          <w:lang w:val="en_US" w:bidi="en_US"/>
+        </w:rPr>
+      </w:r>
+      <w:r>
+        <w:rPr>
+          <w:lang w:val="en_US" w:bidi="en_US"/>
+        </w:rPr>
+        <w:t>However, scholars who see it as a collection usually do notice this unity and development. They understand Song of Solomon as being like a concerto or symphony. In music like this, themes repeat and grow, even when there is no story or plot.</w:t>
+      </w:r>
+    </w:p>
+    <w:p>
+      <w:pPr>
+        <w:pStyle w:val="Heading3"/>
+      </w:pPr>
+      <w:r>
+        <w:rPr>
+          <w:lang w:val="en_US" w:bidi="en_US"/>
+        </w:rPr>
+        <w:t xml:space="preserve">Conclusion </w:t>
+      </w:r>
+    </w:p>
+    <w:p>
+      <w:pPr/>
+      <w:r>
+        <w:rPr>
+          <w:lang w:val="en_US" w:bidi="en_US"/>
+        </w:rPr>
+      </w:r>
+      <w:r>
+        <w:rPr>
+          <w:lang w:val="en_US" w:bidi="en_US"/>
+        </w:rPr>
+        <w:t>Each way of interpreting Song of Solomon has its own challenges. These study notes take two main approaches.</w:t>
+      </w:r>
+    </w:p>
+    <w:p>
+      <w:pPr>
+        <w:pStyle w:val="ListNumber"/>
+        <w:numPr>
+          <w:ilvl w:val="0"/>
+          <w:numId w:val="16"/>
+        </w:numPr>
+        <w:spacing w:line="240" w:lineRule="auto"/>
+        <w:ind w:left="720"/>
+      </w:pPr>
+      <w:r>
+        <w:rPr>
+          <w:lang w:val="en_US" w:bidi="en_US"/>
+        </w:rPr>
+      </w:r>
+      <w:r>
+        <w:rPr>
+          <w:lang w:val="en_US" w:bidi="en_US"/>
+        </w:rPr>
+        <w:t>They point out parts of the book that may help explain its storyline or its structure as a collection of poems, and</w:t>
+      </w:r>
+    </w:p>
+    <w:p>
+      <w:pPr>
+        <w:pStyle w:val="ListNumber"/>
+        <w:spacing w:line="240" w:lineRule="auto"/>
+        <w:ind w:left="720"/>
+      </w:pPr>
+      <w:r>
+        <w:rPr>
+          <w:lang w:val="en_US" w:bidi="en_US"/>
+        </w:rPr>
+      </w:r>
+      <w:r>
+        <w:rPr>
+          <w:lang w:val="en_US" w:bidi="en_US"/>
+        </w:rPr>
+        <w:t>they discuss the possible meaning of individual scenes and images.</w:t>
       </w:r>
     </w:p>
     <w:p>
@@ -837,7 +1372,7 @@
         <w:rPr>
           <w:lang w:val="en_US" w:bidi="en_US"/>
         </w:rPr>
-        <w:t>Marriage in the Song</w:t>
+        <w:t>Marriage in the Song of Solomon</w:t>
       </w:r>
     </w:p>
     <w:p>
@@ -851,7 +1386,35 @@
         <w:rPr>
           <w:lang w:val="en_US" w:bidi="en_US"/>
         </w:rPr>
-        <w:t xml:space="preserve">The man and woman in the Song of Songs speak in the most romantic terms, describing sensuous longings and alluding to an intimate physical relationship. However, they are never explicitly described as married, leading some readers to suggest that the Song is an example of unmarried love in the Bible. Such a reading ignores obvious allusions to the true marriage relationship between the man and the woman. The language of some of the passages clearly indicates that the couple is married. For example, the man occasionally refers to the woman as his “bride” (e.g., </w:t>
+        <w:t>The man and woman in the Song of Solomon speak in deeply romantic language. They describe strong physical desire and suggest an intimate physical relationship.</w:t>
+      </w:r>
+    </w:p>
+    <w:p>
+      <w:pPr/>
+      <w:r>
+        <w:rPr>
+          <w:lang w:val="en_US" w:bidi="en_US"/>
+        </w:rPr>
+      </w:r>
+      <w:r>
+        <w:rPr>
+          <w:lang w:val="en_US" w:bidi="en_US"/>
+        </w:rPr>
+        <w:t>However, the book never directly says that they are married. Because of this, some people think Song of Solomon gives an example of unmarried love in the Bible. But this view misses clear hints that the man and woman have a true marriage relationship.</w:t>
+      </w:r>
+    </w:p>
+    <w:p>
+      <w:pPr/>
+      <w:r>
+        <w:rPr>
+          <w:lang w:val="en_US" w:bidi="en_US"/>
+        </w:rPr>
+      </w:r>
+      <w:r>
+        <w:rPr>
+          <w:lang w:val="en_US" w:bidi="en_US"/>
+        </w:rPr>
+        <w:t xml:space="preserve">Some passages clearly show that the couple is married. For example, the man sometimes calls the woman his “bride” (for example, </w:t>
       </w:r>
       <w:hyperlink r:id="rId27">
         <w:r>
@@ -883,7 +1446,7 @@
         <w:rPr>
           <w:lang w:val="en_US" w:bidi="en_US"/>
         </w:rPr>
-        <w:t xml:space="preserve">Even more importantly, viewing the couple as unmarried though sexually intimate does not take into account the context of the Song. In the context of ancient Israel, it is essentially unfathomable that this couple would not be married when engaged in such an intimate relationship. A study of Old Testament history (see </w:t>
+        <w:t xml:space="preserve">It is even more important to see this relationship in its ancient Israelite setting. In that setting, it is very hard to imagine this couple as sexually intimate but not married. Old Testament history, law, and wisdom literature show that sexual relations belonged within the legal commitment of marriage (see </w:t>
       </w:r>
       <w:hyperlink r:id="rId28">
         <w:r>
@@ -894,14 +1457,14 @@
             <w:color w:val="0000EE"/>
             <w:u w:val="single"/>
           </w:rPr>
-          <w:t>Gen 39</w:t>
+          <w:t>Genesis 39</w:t>
         </w:r>
       </w:hyperlink>
       <w:r>
         <w:rPr>
           <w:lang w:val="en_US" w:bidi="en_US"/>
         </w:rPr>
-        <w:t xml:space="preserve">), law (see </w:t>
+        <w:t xml:space="preserve">; see </w:t>
       </w:r>
       <w:hyperlink r:id="rId29">
         <w:r>
@@ -912,14 +1475,14 @@
             <w:color w:val="0000EE"/>
             <w:u w:val="single"/>
           </w:rPr>
-          <w:t>Exod 20:14</w:t>
+          <w:t>Exodus 20:14</w:t>
         </w:r>
       </w:hyperlink>
       <w:r>
         <w:rPr>
           <w:lang w:val="en_US" w:bidi="en_US"/>
         </w:rPr>
-        <w:t xml:space="preserve">), and wisdom literature (see </w:t>
+        <w:t xml:space="preserve">; see </w:t>
       </w:r>
       <w:hyperlink r:id="rId30">
         <w:r>
@@ -930,14 +1493,14 @@
             <w:color w:val="0000EE"/>
             <w:u w:val="single"/>
           </w:rPr>
-          <w:t>Prov 5–7</w:t>
+          <w:t>Proverbs 5–7</w:t>
         </w:r>
       </w:hyperlink>
       <w:r>
         <w:rPr>
           <w:lang w:val="en_US" w:bidi="en_US"/>
         </w:rPr>
-        <w:t>) makes it clear that sexual relations were only tolerated within the legal commitment of marriage. It would be quite strange for this book to be preserved alongside the other books of Jewish Scripture if it promoted sexual activity outside of marriage. Thus it is most natural to understand this couple as being married, at least in those passages where they are found in intimate embrace.</w:t>
+        <w:t>). Because of this, it would be strange for Song of Solomon to be kept with the other books of Jewish Scripture if it supported sexual activity outside marriage. So, it is most natural to understand the couple as married, at least in the passages where they are shown in an intimate embrace.</w:t>
       </w:r>
     </w:p>
     <w:p>
@@ -962,7 +1525,7 @@
         <w:rPr>
           <w:lang w:val="en_US" w:bidi="en_US"/>
         </w:rPr>
-        <w:t>Many people have questioned whether the Song of Songs, with its overtly sensual imagery, belongs in Holy Scripture. But this poem is a wonderful celebration of one of God’s good and holy gifts. The Bible does not envision human beings as intangible souls temporarily encased in a body; rather, body and soul are interconnected aspects of a single entity. The body is important, and sexuality is sacred and good when enjoyed within marriage.</w:t>
+        <w:t>Many people have asked whether Song of Solomon belongs in Holy Scripture because it uses clear sensual images. But this poem celebrates one of God’s good and holy gifts.</w:t>
       </w:r>
     </w:p>
     <w:p>
@@ -976,7 +1539,18 @@
         <w:rPr>
           <w:lang w:val="en_US" w:bidi="en_US"/>
         </w:rPr>
-        <w:t>Human Intimacy. Intense love and the appropriateness of voicing that love in words of physical attraction and fulfillment is the central theme of the Song. Yet it is clear that the lovers’ relationship is not merely physical. While their relationship certainly includes the sensual enjoyment of each other, it also includes friendship and a desire to be with each other for more than sexual reasons.</w:t>
+        <w:t>The Bible does not present human beings as invisible souls living for a short time inside bodies. Instead, body and soul are joined together as parts of one whole person. The body matters. Sexuality is sacred and good when it is enjoyed within marriage.</w:t>
+      </w:r>
+    </w:p>
+    <w:p>
+      <w:pPr>
+        <w:pStyle w:val="Heading3"/>
+      </w:pPr>
+      <w:r>
+        <w:rPr>
+          <w:lang w:val="en_US" w:bidi="en_US"/>
+        </w:rPr>
+        <w:t xml:space="preserve">Human Intimacy </w:t>
       </w:r>
     </w:p>
     <w:p>
@@ -990,7 +1564,49 @@
         <w:rPr>
           <w:lang w:val="en_US" w:bidi="en_US"/>
         </w:rPr>
-        <w:t>As human love poetry, the Song plays a crucial role in the Bible. Love and its physical expression are major aspects of the human experience, and God has spoken through the Song to encourage us and warn us about the power of sexuality in our lives. Here we have wonderful wisdom from God describing the beauty of a wholesome sexual relationship between a woman and a man. According to the Song, sexual intimacy in marriage should be mutual, exclusive, complete, and beautiful. The book encourages intimate, passionate love between a man and a woman who have committed themselves to each other.</w:t>
+        <w:t>The main theme of Song of Solomon is deep love. The book shows that it is right to speak about this love with words of physical attraction and joy.</w:t>
+      </w:r>
+    </w:p>
+    <w:p>
+      <w:pPr/>
+      <w:r>
+        <w:rPr>
+          <w:lang w:val="en_US" w:bidi="en_US"/>
+        </w:rPr>
+      </w:r>
+      <w:r>
+        <w:rPr>
+          <w:lang w:val="en_US" w:bidi="en_US"/>
+        </w:rPr>
+        <w:t>But the lovers’ relationship is not only physical. They enjoy each other’s bodies, but they also share friendship. They want to be together for reasons that go beyond sexual desire.</w:t>
+      </w:r>
+    </w:p>
+    <w:p>
+      <w:pPr/>
+      <w:r>
+        <w:rPr>
+          <w:lang w:val="en_US" w:bidi="en_US"/>
+        </w:rPr>
+      </w:r>
+      <w:r>
+        <w:rPr>
+          <w:lang w:val="en_US" w:bidi="en_US"/>
+        </w:rPr>
+        <w:t>As human love poetry, Song of Solomon has an important role in the Bible. Love and physical intimacy are major parts of human life. Through this book, God gives wisdom about the beauty and power of sexuality.</w:t>
+      </w:r>
+    </w:p>
+    <w:p>
+      <w:pPr/>
+      <w:r>
+        <w:rPr>
+          <w:lang w:val="en_US" w:bidi="en_US"/>
+        </w:rPr>
+      </w:r>
+      <w:r>
+        <w:rPr>
+          <w:lang w:val="en_US" w:bidi="en_US"/>
+        </w:rPr>
+        <w:t>Song of Solomon describes a healthy sexual relationship between a woman and a man. In marriage, sexual intimacy should be shared, faithful, complete, and beautiful. The book encourages deep and passionate love between a man and a woman who have committed themselves to each other.</w:t>
       </w:r>
       <w:r>
         <w:rPr>
@@ -2892,6 +3508,24 @@
   </w:num>
   <w:num w:numId="13" w16cid:durableId="592781308">
     <w:abstractNumId w:val="11"/>
+  </w:num>
+  <w:num w:numId="14">
+    <w:abstractNumId w:val="3"/>
+    <w:lvlOverride w:ilvl="0">
+      <w:startOverride w:val="1"/>
+    </w:lvlOverride>
+  </w:num>
+  <w:num w:numId="15">
+    <w:abstractNumId w:val="3"/>
+    <w:lvlOverride w:ilvl="0">
+      <w:startOverride w:val="1"/>
+    </w:lvlOverride>
+  </w:num>
+  <w:num w:numId="16">
+    <w:abstractNumId w:val="3"/>
+    <w:lvlOverride w:ilvl="0">
+      <w:startOverride w:val="1"/>
+    </w:lvlOverride>
   </w:num>
   <w:numIdMacAtCleanup w:val="10"/>
 </w:numbering>

--- a/eng/docx/22.content.docx
+++ b/eng/docx/22.content.docx
@@ -19,7 +19,7 @@
         <w:rPr>
           <w:lang w:val="en_US" w:bidi="en_US"/>
         </w:rPr>
-        <w:t>Resource: Tyndale Open Study Notes</w:t>
+        <w:t>Resource: Aquifer Open Study Notes (Book Intros)</w:t>
       </w:r>
       <w:r>
         <w:rPr>
@@ -112,7 +112,7 @@
         <w:rPr>
           <w:lang w:val="en_US" w:bidi="en_US"/>
         </w:rPr>
-        <w:t>Tyndale Open Study Notes</w:t>
+        <w:t>Aquifer Open Study Notes (Book Intros)</w:t>
       </w:r>
     </w:p>
     <w:p>

--- a/eng/docx/22.content.docx
+++ b/eng/docx/22.content.docx
@@ -314,18 +314,12 @@
         </w:rPr>
         <w:t xml:space="preserve">The Song of Solomon is connected with Solomon, David’s son and the third king of Israel. The book’s title verse makes this connection (see </w:t>
       </w:r>
-      <w:hyperlink r:id="rId13">
-        <w:r>
-          <w:rPr>
-            <w:lang w:val="en_US" w:bidi="en_US"/>
-          </w:rPr>
-          <w:rPr>
-            <w:color w:val="0000EE"/>
-            <w:u w:val="single"/>
-          </w:rPr>
-          <w:t>1:1</w:t>
-        </w:r>
-      </w:hyperlink>
+      <w:r>
+        <w:rPr>
+          <w:lang w:val="en_US" w:bidi="en_US"/>
+        </w:rPr>
+        <w:t>1:1</w:t>
+      </w:r>
       <w:r>
         <w:rPr>
           <w:lang w:val="en_US" w:bidi="en_US"/>
@@ -413,72 +407,48 @@
         </w:rPr>
         <w:t>Another issue with considering Solomon as the only author is that was not a good example of love as God intended. His love for many foreign women led him to worship false gods (</w:t>
       </w:r>
-      <w:hyperlink r:id="rId14">
-        <w:r>
-          <w:rPr>
-            <w:lang w:val="en_US" w:bidi="en_US"/>
-          </w:rPr>
-          <w:rPr>
-            <w:color w:val="0000EE"/>
-            <w:u w:val="single"/>
-          </w:rPr>
-          <w:t>1 Kings 11:1–13</w:t>
-        </w:r>
-      </w:hyperlink>
+      <w:r>
+        <w:rPr>
+          <w:lang w:val="en_US" w:bidi="en_US"/>
+        </w:rPr>
+        <w:t>1 Kings 11:1–13</w:t>
+      </w:r>
       <w:r>
         <w:rPr>
           <w:lang w:val="en_US" w:bidi="en_US"/>
         </w:rPr>
         <w:t>). In fact, the only positive mention of Solomon in the Song of Solomon is in</w:t>
       </w:r>
-      <w:hyperlink r:id="rId15">
-        <w:r>
-          <w:rPr>
-            <w:lang w:val="en_US" w:bidi="en_US"/>
-          </w:rPr>
-          <w:rPr>
-            <w:color w:val="0000EE"/>
-            <w:u w:val="single"/>
-          </w:rPr>
-          <w:t xml:space="preserve"> 3:6–11</w:t>
-        </w:r>
-      </w:hyperlink>
+      <w:r>
+        <w:rPr>
+          <w:lang w:val="en_US" w:bidi="en_US"/>
+        </w:rPr>
+        <w:t xml:space="preserve"> 3:6–11</w:t>
+      </w:r>
       <w:r>
         <w:rPr>
           <w:lang w:val="en_US" w:bidi="en_US"/>
         </w:rPr>
         <w:t xml:space="preserve">. Meanwhile, </w:t>
       </w:r>
-      <w:hyperlink r:id="rId16">
-        <w:r>
-          <w:rPr>
-            <w:lang w:val="en_US" w:bidi="en_US"/>
-          </w:rPr>
-          <w:rPr>
-            <w:color w:val="0000EE"/>
-            <w:u w:val="single"/>
-          </w:rPr>
-          <w:t>8:11–12</w:t>
-        </w:r>
-      </w:hyperlink>
+      <w:r>
+        <w:rPr>
+          <w:lang w:val="en_US" w:bidi="en_US"/>
+        </w:rPr>
+        <w:t>8:11–12</w:t>
+      </w:r>
       <w:r>
         <w:rPr>
           <w:lang w:val="en_US" w:bidi="en_US"/>
         </w:rPr>
         <w:t xml:space="preserve"> speaks about him in a negative way, and </w:t>
       </w:r>
-      <w:hyperlink r:id="rId17">
-        <w:r>
-          <w:rPr>
-            <w:lang w:val="en_US" w:bidi="en_US"/>
-          </w:rPr>
-          <w:rPr>
-            <w:color w:val="0000EE"/>
-            <w:u w:val="single"/>
-          </w:rPr>
-          <w:t>1:5</w:t>
-        </w:r>
-      </w:hyperlink>
+      <w:r>
+        <w:rPr>
+          <w:lang w:val="en_US" w:bidi="en_US"/>
+        </w:rPr>
+        <w:t>1:5</w:t>
+      </w:r>
       <w:r>
         <w:rPr>
           <w:lang w:val="en_US" w:bidi="en_US"/>
@@ -914,72 +884,48 @@
         </w:rPr>
         <w:t>If Solomon had a favorite woman, Scripture suggests that she was Pharaoh’s daughter. Solomon married her early in his reign (</w:t>
       </w:r>
-      <w:hyperlink r:id="rId18">
-        <w:r>
-          <w:rPr>
-            <w:lang w:val="en_US" w:bidi="en_US"/>
-          </w:rPr>
-          <w:rPr>
-            <w:color w:val="0000EE"/>
-            <w:u w:val="single"/>
-          </w:rPr>
-          <w:t>1 Kings 3:1</w:t>
-        </w:r>
-      </w:hyperlink>
+      <w:r>
+        <w:rPr>
+          <w:lang w:val="en_US" w:bidi="en_US"/>
+        </w:rPr>
+        <w:t>1 Kings 3:1</w:t>
+      </w:r>
       <w:r>
         <w:rPr>
           <w:lang w:val="en_US" w:bidi="en_US"/>
         </w:rPr>
         <w:t xml:space="preserve">; </w:t>
       </w:r>
-      <w:hyperlink r:id="rId19">
-        <w:r>
-          <w:rPr>
-            <w:lang w:val="en_US" w:bidi="en_US"/>
-          </w:rPr>
-          <w:rPr>
-            <w:color w:val="0000EE"/>
-            <w:u w:val="single"/>
-          </w:rPr>
-          <w:t>7:8</w:t>
-        </w:r>
-      </w:hyperlink>
+      <w:r>
+        <w:rPr>
+          <w:lang w:val="en_US" w:bidi="en_US"/>
+        </w:rPr>
+        <w:t>7:8</w:t>
+      </w:r>
       <w:r>
         <w:rPr>
           <w:lang w:val="en_US" w:bidi="en_US"/>
         </w:rPr>
         <w:t xml:space="preserve">; </w:t>
       </w:r>
-      <w:hyperlink r:id="rId20">
-        <w:r>
-          <w:rPr>
-            <w:lang w:val="en_US" w:bidi="en_US"/>
-          </w:rPr>
-          <w:rPr>
-            <w:color w:val="0000EE"/>
-            <w:u w:val="single"/>
-          </w:rPr>
-          <w:t>9:24</w:t>
-        </w:r>
-      </w:hyperlink>
+      <w:r>
+        <w:rPr>
+          <w:lang w:val="en_US" w:bidi="en_US"/>
+        </w:rPr>
+        <w:t>9:24</w:t>
+      </w:r>
       <w:r>
         <w:rPr>
           <w:lang w:val="en_US" w:bidi="en_US"/>
         </w:rPr>
         <w:t xml:space="preserve">; </w:t>
       </w:r>
-      <w:hyperlink r:id="rId21">
-        <w:r>
-          <w:rPr>
-            <w:lang w:val="en_US" w:bidi="en_US"/>
-          </w:rPr>
-          <w:rPr>
-            <w:color w:val="0000EE"/>
-            <w:u w:val="single"/>
-          </w:rPr>
-          <w:t>11:1</w:t>
-        </w:r>
-      </w:hyperlink>
+      <w:r>
+        <w:rPr>
+          <w:lang w:val="en_US" w:bidi="en_US"/>
+        </w:rPr>
+        <w:t>11:1</w:t>
+      </w:r>
       <w:r>
         <w:rPr>
           <w:lang w:val="en_US" w:bidi="en_US"/>
@@ -1000,18 +946,12 @@
         </w:rPr>
         <w:t xml:space="preserve">Also, it is difficult to see Song of Solomon as a song of true love if the woman was one of Solomon’s many women mentioned in </w:t>
       </w:r>
-      <w:hyperlink r:id="rId22">
-        <w:r>
-          <w:rPr>
-            <w:lang w:val="en_US" w:bidi="en_US"/>
-          </w:rPr>
-          <w:rPr>
-            <w:color w:val="0000EE"/>
-            <w:u w:val="single"/>
-          </w:rPr>
-          <w:t>Song 6:8</w:t>
-        </w:r>
-      </w:hyperlink>
+      <w:r>
+        <w:rPr>
+          <w:lang w:val="en_US" w:bidi="en_US"/>
+        </w:rPr>
+        <w:t>Song 6:8</w:t>
+      </w:r>
       <w:r>
         <w:rPr>
           <w:lang w:val="en_US" w:bidi="en_US"/>
@@ -1057,18 +997,12 @@
         </w:rPr>
         <w:t>In this view, the woman loves a shepherd, not the king. But she has been brought into Solomon’s harem as a concubine. This may have happened because she could not pay a debt of one thousand pieces of silver. She owed this debt as the caretaker of the king’s vineyards (</w:t>
       </w:r>
-      <w:hyperlink r:id="rId16">
-        <w:r>
-          <w:rPr>
-            <w:lang w:val="en_US" w:bidi="en_US"/>
-          </w:rPr>
-          <w:rPr>
-            <w:color w:val="0000EE"/>
-            <w:u w:val="single"/>
-          </w:rPr>
-          <w:t>8:11–12</w:t>
-        </w:r>
-      </w:hyperlink>
+      <w:r>
+        <w:rPr>
+          <w:lang w:val="en_US" w:bidi="en_US"/>
+        </w:rPr>
+        <w:t>8:11–12</w:t>
+      </w:r>
       <w:r>
         <w:rPr>
           <w:lang w:val="en_US" w:bidi="en_US"/>
@@ -1089,54 +1023,36 @@
         </w:rPr>
         <w:t>The woman could not pay because her angry brothers had forced her to care for other vineyards instead of her own (</w:t>
       </w:r>
-      <w:hyperlink r:id="rId23">
-        <w:r>
-          <w:rPr>
-            <w:lang w:val="en_US" w:bidi="en_US"/>
-          </w:rPr>
-          <w:rPr>
-            <w:color w:val="0000EE"/>
-            <w:u w:val="single"/>
-          </w:rPr>
-          <w:t>1:6</w:t>
-        </w:r>
-      </w:hyperlink>
+      <w:r>
+        <w:rPr>
+          <w:lang w:val="en_US" w:bidi="en_US"/>
+        </w:rPr>
+        <w:t>1:6</w:t>
+      </w:r>
       <w:r>
         <w:rPr>
           <w:lang w:val="en_US" w:bidi="en_US"/>
         </w:rPr>
         <w:t>). So, even though she is near the king in the city palace (</w:t>
       </w:r>
-      <w:hyperlink r:id="rId24">
-        <w:r>
-          <w:rPr>
-            <w:lang w:val="en_US" w:bidi="en_US"/>
-          </w:rPr>
-          <w:rPr>
-            <w:color w:val="0000EE"/>
-            <w:u w:val="single"/>
-          </w:rPr>
-          <w:t>1:12</w:t>
-        </w:r>
-      </w:hyperlink>
+      <w:r>
+        <w:rPr>
+          <w:lang w:val="en_US" w:bidi="en_US"/>
+        </w:rPr>
+        <w:t>1:12</w:t>
+      </w:r>
       <w:r>
         <w:rPr>
           <w:lang w:val="en_US" w:bidi="en_US"/>
         </w:rPr>
         <w:t>), her thoughts are fixed on the shepherd she loves in the countryside (</w:t>
       </w:r>
-      <w:hyperlink r:id="rId25">
-        <w:r>
-          <w:rPr>
-            <w:lang w:val="en_US" w:bidi="en_US"/>
-          </w:rPr>
-          <w:rPr>
-            <w:color w:val="0000EE"/>
-            <w:u w:val="single"/>
-          </w:rPr>
-          <w:t>1:7</w:t>
-        </w:r>
-      </w:hyperlink>
+      <w:r>
+        <w:rPr>
+          <w:lang w:val="en_US" w:bidi="en_US"/>
+        </w:rPr>
+        <w:t>1:7</w:t>
+      </w:r>
       <w:r>
         <w:rPr>
           <w:lang w:val="en_US" w:bidi="en_US"/>
@@ -1185,18 +1101,12 @@
         </w:rPr>
         <w:t>After the woman escapes and lives with her shepherd husband, she is able to hire workers to harvest her crop. Then she can pay her debt to Solomon. Now she and her beloved are free to live and love together in the countryside (</w:t>
       </w:r>
-      <w:hyperlink r:id="rId26">
-        <w:r>
-          <w:rPr>
-            <w:lang w:val="en_US" w:bidi="en_US"/>
-          </w:rPr>
-          <w:rPr>
-            <w:color w:val="0000EE"/>
-            <w:u w:val="single"/>
-          </w:rPr>
-          <w:t>8:12–14</w:t>
-        </w:r>
-      </w:hyperlink>
+      <w:r>
+        <w:rPr>
+          <w:lang w:val="en_US" w:bidi="en_US"/>
+        </w:rPr>
+        <w:t>8:12–14</w:t>
+      </w:r>
       <w:r>
         <w:rPr>
           <w:lang w:val="en_US" w:bidi="en_US"/>
@@ -1416,18 +1326,12 @@
         </w:rPr>
         <w:t xml:space="preserve">Some passages clearly show that the couple is married. For example, the man sometimes calls the woman his “bride” (for example, </w:t>
       </w:r>
-      <w:hyperlink r:id="rId27">
-        <w:r>
-          <w:rPr>
-            <w:lang w:val="en_US" w:bidi="en_US"/>
-          </w:rPr>
-          <w:rPr>
-            <w:color w:val="0000EE"/>
-            <w:u w:val="single"/>
-          </w:rPr>
-          <w:t>4:8–12</w:t>
-        </w:r>
-      </w:hyperlink>
+      <w:r>
+        <w:rPr>
+          <w:lang w:val="en_US" w:bidi="en_US"/>
+        </w:rPr>
+        <w:t>4:8–12</w:t>
+      </w:r>
       <w:r>
         <w:rPr>
           <w:lang w:val="en_US" w:bidi="en_US"/>
@@ -1448,54 +1352,36 @@
         </w:rPr>
         <w:t xml:space="preserve">It is even more important to see this relationship in its ancient Israelite setting. In that setting, it is very hard to imagine this couple as sexually intimate but not married. Old Testament history, law, and wisdom literature show that sexual relations belonged within the legal commitment of marriage (see </w:t>
       </w:r>
-      <w:hyperlink r:id="rId28">
-        <w:r>
-          <w:rPr>
-            <w:lang w:val="en_US" w:bidi="en_US"/>
-          </w:rPr>
-          <w:rPr>
-            <w:color w:val="0000EE"/>
-            <w:u w:val="single"/>
-          </w:rPr>
-          <w:t>Genesis 39</w:t>
-        </w:r>
-      </w:hyperlink>
+      <w:r>
+        <w:rPr>
+          <w:lang w:val="en_US" w:bidi="en_US"/>
+        </w:rPr>
+        <w:t>Genesis 39</w:t>
+      </w:r>
       <w:r>
         <w:rPr>
           <w:lang w:val="en_US" w:bidi="en_US"/>
         </w:rPr>
         <w:t xml:space="preserve">; see </w:t>
       </w:r>
-      <w:hyperlink r:id="rId29">
-        <w:r>
-          <w:rPr>
-            <w:lang w:val="en_US" w:bidi="en_US"/>
-          </w:rPr>
-          <w:rPr>
-            <w:color w:val="0000EE"/>
-            <w:u w:val="single"/>
-          </w:rPr>
-          <w:t>Exodus 20:14</w:t>
-        </w:r>
-      </w:hyperlink>
+      <w:r>
+        <w:rPr>
+          <w:lang w:val="en_US" w:bidi="en_US"/>
+        </w:rPr>
+        <w:t>Exodus 20:14</w:t>
+      </w:r>
       <w:r>
         <w:rPr>
           <w:lang w:val="en_US" w:bidi="en_US"/>
         </w:rPr>
         <w:t xml:space="preserve">; see </w:t>
       </w:r>
-      <w:hyperlink r:id="rId30">
-        <w:r>
-          <w:rPr>
-            <w:lang w:val="en_US" w:bidi="en_US"/>
-          </w:rPr>
-          <w:rPr>
-            <w:color w:val="0000EE"/>
-            <w:u w:val="single"/>
-          </w:rPr>
-          <w:t>Proverbs 5–7</w:t>
-        </w:r>
-      </w:hyperlink>
+      <w:r>
+        <w:rPr>
+          <w:lang w:val="en_US" w:bidi="en_US"/>
+        </w:rPr>
+        <w:t>Proverbs 5–7</w:t>
+      </w:r>
       <w:r>
         <w:rPr>
           <w:lang w:val="en_US" w:bidi="en_US"/>
